--- a/downloads/intro-transcript-outro/27_E17.docx
+++ b/downloads/intro-transcript-outro/27_E17.docx
@@ -34,7 +34,15 @@
         <w:rPr>
           <w:color w:val="2EAF7D"/>
         </w:rPr>
-        <w:t xml:space="preserve">Pascal : on ne porte pas le projet seul. Compétences collectives, place du chercheur — diriger ou non — et alignement avant de recruter un dirigeant.</w:t>
+        <w:t xml:space="preserve">Arielle a parlé de compétences à élargir. Pascal va les cartographier dans l’équipe : qui dirige, qui reste scientifique, comment on aligne les finalités avant de recruter.</w:t>
+      </w:r>
+    </w:p>
+    <w:p>
+      <w:r>
+        <w:rPr>
+          <w:color w:val="2EAF7D"/>
+        </w:rPr>
+        <w:t xml:space="preserve">C’est la suite concrète de « vous n’êtes pas seul », et le préalable au contrat entre fondateurs.</w:t>
       </w:r>
     </w:p>
     <w:p>
@@ -296,7 +304,15 @@
         <w:rPr>
           <w:color w:val="F48C2E"/>
         </w:rPr>
-        <w:t xml:space="preserve">Les investisseurs regardent l’équipe. Les projets pivotent ; la techno de départ ne suffit pas.</w:t>
+        <w:t xml:space="preserve">Les projets pivotent. L’équipe survit au pivot, pas toujours la techno.</w:t>
+      </w:r>
+    </w:p>
+    <w:p>
+      <w:r>
+        <w:rPr>
+          <w:color w:val="F48C2E"/>
+        </w:rPr>
+        <w:t xml:space="preserve">Le grain suivant, « enrichir son langage », continue ce déplacement : parler valeur à quelqu’un qui n’est pas du laboratoire — et, avec Antoine puis Arielle, cadrer juridiquement l’équipe et le financement Deep Tech.</w:t>
       </w:r>
     </w:p>
     <w:sectPr>
